--- a/03_Team_Work/Team5/Milestone_3_Components/IC_Done/M3_team5_entity_identification_tables_ethan_s.docx
+++ b/03_Team_Work/Team5/Milestone_3_Components/IC_Done/M3_team5_entity_identification_tables_ethan_s.docx
@@ -2,6 +2,37 @@
 <file path=word/document.xml><?xml version="1.0" encoding="utf-8"?>
 <w:document xmlns:wpc="http://schemas.microsoft.com/office/word/2010/wordprocessingCanvas" xmlns:cx="http://schemas.microsoft.com/office/drawing/2014/chartex" xmlns:cx1="http://schemas.microsoft.com/office/drawing/2015/9/8/chartex" xmlns:cx2="http://schemas.microsoft.com/office/drawing/2015/10/21/chartex" xmlns:cx3="http://schemas.microsoft.com/office/drawing/2016/5/9/chartex" xmlns:cx4="http://schemas.microsoft.com/office/drawing/2016/5/10/chartex" xmlns:cx5="http://schemas.microsoft.com/office/drawing/2016/5/11/chartex" xmlns:cx6="http://schemas.microsoft.com/office/drawing/2016/5/12/chartex" xmlns:cx7="http://schemas.microsoft.com/office/drawing/2016/5/13/chartex" xmlns:cx8="http://schemas.microsoft.com/office/drawing/2016/5/14/chartex" xmlns:mc="http://schemas.openxmlformats.org/markup-compatibility/2006" xmlns:aink="http://schemas.microsoft.com/office/drawing/2016/ink" xmlns:am3d="http://schemas.microsoft.com/office/drawing/2017/model3d" xmlns:o="urn:schemas-microsoft-com:office:office" xmlns:oel="http://schemas.microsoft.com/office/2019/extlst" xmlns:r="http://schemas.openxmlformats.org/officeDocument/2006/relationships" xmlns:m="http://schemas.openxmlformats.org/officeDocument/2006/math" xmlns:v="urn:schemas-microsoft-com:vml" xmlns:wp14="http://schemas.microsoft.com/office/word/2010/wordprocessingDrawing" xmlns:wp="http://schemas.openxmlformats.org/drawingml/2006/wordprocessingDrawing" xmlns:w10="urn:schemas-microsoft-com:office:word" xmlns:w="http://schemas.openxmlformats.org/wordprocessingml/2006/main" xmlns:w14="http://schemas.microsoft.com/office/word/2010/wordml" xmlns:w15="http://schemas.microsoft.com/office/word/2012/wordml" xmlns:w16cex="http://schemas.microsoft.com/office/word/2018/wordml/cex" xmlns:w16cid="http://schemas.microsoft.com/office/word/2016/wordml/cid" xmlns:w16="http://schemas.microsoft.com/office/word/2018/wordml" xmlns:w16du="http://schemas.microsoft.com/office/word/2023/wordml/word16du" xmlns:w16sdtdh="http://schemas.microsoft.com/office/word/2020/wordml/sdtdatahash" xmlns:w16sdtfl="http://schemas.microsoft.com/office/word/2024/wordml/sdtformatlock" xmlns:w16se="http://schemas.microsoft.com/office/word/2015/wordml/symex" xmlns:wpg="http://schemas.microsoft.com/office/word/2010/wordprocessingGroup" xmlns:wpi="http://schemas.microsoft.com/office/word/2010/wordprocessingInk" xmlns:wne="http://schemas.microsoft.com/office/word/2006/wordml" xmlns:wps="http://schemas.microsoft.com/office/word/2010/wordprocessingShape" mc:Ignorable="w14 w15 w16se w16cid w16 w16cex w16sdtdh w16sdtfl w16du wp14">
   <w:body>
+    <w:p>
+      <w:pPr>
+        <w:rPr>
+          <w:rFonts w:ascii="Arial" w:hAnsi="Arial" w:cs="Arial"/>
+          <w:b/>
+          <w:bCs/>
+          <w:sz w:val="27"/>
+          <w:szCs w:val="27"/>
+        </w:rPr>
+      </w:pPr>
+      <w:r>
+        <w:rPr>
+          <w:rFonts w:ascii="Arial" w:hAnsi="Arial" w:cs="Arial"/>
+          <w:b/>
+          <w:bCs/>
+          <w:sz w:val="27"/>
+          <w:szCs w:val="27"/>
+        </w:rPr>
+        <w:t>Entity Identification Tables—</w:t>
+      </w:r>
+      <w:r>
+        <w:rPr>
+          <w:rFonts w:ascii="Arial" w:hAnsi="Arial" w:cs="Arial"/>
+          <w:b/>
+          <w:bCs/>
+          <w:sz w:val="27"/>
+          <w:szCs w:val="27"/>
+        </w:rPr>
+        <w:t>External Services Orchestrator and Analytics Services Orchestrator</w:t>
+      </w:r>
+    </w:p>
     <w:p>
       <w:pPr>
         <w:rPr>
@@ -24,24 +55,31 @@
           <w:b/>
           <w:bCs/>
         </w:rPr>
-        <w:t>s—Ethan Seegmiller</w:t>
+        <w:t xml:space="preserve"> </w:t>
       </w:r>
-    </w:p>
-    <w:p>
-      <w:pPr>
-        <w:rPr>
-          <w:rFonts w:ascii="Arial" w:hAnsi="Arial" w:cs="Arial"/>
-          <w:b/>
-          <w:bCs/>
-        </w:rPr>
-      </w:pPr>
       <w:r>
         <w:rPr>
           <w:rFonts w:ascii="Arial" w:hAnsi="Arial" w:cs="Arial"/>
           <w:b/>
           <w:bCs/>
         </w:rPr>
-        <w:t>1.12.3 Push Notification</w:t>
+        <w:t>1.12.3</w:t>
+      </w:r>
+      <w:r>
+        <w:rPr>
+          <w:rFonts w:ascii="Arial" w:hAnsi="Arial" w:cs="Arial"/>
+          <w:b/>
+          <w:bCs/>
+        </w:rPr>
+        <w:t>—</w:t>
+      </w:r>
+      <w:r>
+        <w:rPr>
+          <w:rFonts w:ascii="Arial" w:hAnsi="Arial" w:cs="Arial"/>
+          <w:b/>
+          <w:bCs/>
+        </w:rPr>
+        <w:t>Push Notification</w:t>
       </w:r>
     </w:p>
     <w:tbl>
@@ -51,12 +89,12 @@
         <w:tblLook w:val="04A0" w:firstRow="1" w:lastRow="0" w:firstColumn="1" w:lastColumn="0" w:noHBand="0" w:noVBand="1"/>
       </w:tblPr>
       <w:tblGrid>
-        <w:gridCol w:w="1236"/>
-        <w:gridCol w:w="2609"/>
-        <w:gridCol w:w="862"/>
-        <w:gridCol w:w="1218"/>
+        <w:gridCol w:w="1235"/>
+        <w:gridCol w:w="2606"/>
+        <w:gridCol w:w="861"/>
+        <w:gridCol w:w="1226"/>
         <w:gridCol w:w="778"/>
-        <w:gridCol w:w="2647"/>
+        <w:gridCol w:w="2644"/>
       </w:tblGrid>
       <w:tr>
         <w:trPr>
@@ -420,6 +458,14 @@
                 <w:szCs w:val="22"/>
               </w:rPr>
             </w:pPr>
+            <w:r>
+              <w:rPr>
+                <w:rFonts w:ascii="Arial" w:hAnsi="Arial" w:cs="Arial"/>
+                <w:sz w:val="22"/>
+                <w:szCs w:val="22"/>
+              </w:rPr>
+              <w:t>Module</w:t>
+            </w:r>
           </w:p>
         </w:tc>
         <w:tc>
@@ -435,6 +481,14 @@
                 <w:szCs w:val="22"/>
               </w:rPr>
             </w:pPr>
+            <w:r>
+              <w:rPr>
+                <w:rFonts w:ascii="Arial" w:hAnsi="Arial" w:cs="Arial"/>
+                <w:sz w:val="22"/>
+                <w:szCs w:val="22"/>
+              </w:rPr>
+              <w:t>Validates and standardizes user addresses through USPS services.</w:t>
+            </w:r>
           </w:p>
         </w:tc>
         <w:tc>
@@ -450,6 +504,14 @@
                 <w:szCs w:val="22"/>
               </w:rPr>
             </w:pPr>
+            <w:r>
+              <w:rPr>
+                <w:rFonts w:ascii="Arial" w:hAnsi="Arial" w:cs="Arial"/>
+                <w:sz w:val="22"/>
+                <w:szCs w:val="22"/>
+              </w:rPr>
+              <w:t>1.12.1–1.12.3</w:t>
+            </w:r>
           </w:p>
         </w:tc>
         <w:tc>
@@ -561,6 +623,14 @@
                 <w:szCs w:val="22"/>
               </w:rPr>
             </w:pPr>
+            <w:r>
+              <w:rPr>
+                <w:rFonts w:ascii="Arial" w:hAnsi="Arial" w:cs="Arial"/>
+                <w:sz w:val="22"/>
+                <w:szCs w:val="22"/>
+              </w:rPr>
+              <w:t>Module</w:t>
+            </w:r>
           </w:p>
         </w:tc>
         <w:tc>
@@ -576,6 +646,23 @@
                 <w:szCs w:val="22"/>
               </w:rPr>
             </w:pPr>
+            <w:r>
+              <w:rPr>
+                <w:rFonts w:ascii="Arial" w:hAnsi="Arial" w:cs="Arial"/>
+                <w:sz w:val="22"/>
+                <w:szCs w:val="22"/>
+              </w:rPr>
+              <w:t xml:space="preserve">Provides address and location autocomplete </w:t>
+            </w:r>
+            <w:r>
+              <w:rPr>
+                <w:rFonts w:ascii="Arial" w:hAnsi="Arial" w:cs="Arial"/>
+                <w:sz w:val="22"/>
+                <w:szCs w:val="22"/>
+              </w:rPr>
+              <w:lastRenderedPageBreak/>
+              <w:t>suggestions through external APIs.</w:t>
+            </w:r>
           </w:p>
         </w:tc>
         <w:tc>
@@ -591,6 +678,15 @@
                 <w:szCs w:val="22"/>
               </w:rPr>
             </w:pPr>
+            <w:r>
+              <w:rPr>
+                <w:rFonts w:ascii="Arial" w:hAnsi="Arial" w:cs="Arial"/>
+                <w:sz w:val="22"/>
+                <w:szCs w:val="22"/>
+              </w:rPr>
+              <w:lastRenderedPageBreak/>
+              <w:t>1.12.1–1.12.3</w:t>
+            </w:r>
           </w:p>
         </w:tc>
         <w:tc>
@@ -656,13 +752,181 @@
       </w:pPr>
     </w:p>
     <w:p>
+      <w:pPr>
+        <w:rPr>
+          <w:rFonts w:ascii="Arial" w:hAnsi="Arial" w:cs="Arial"/>
+          <w:b/>
+          <w:bCs/>
+        </w:rPr>
+      </w:pPr>
+    </w:p>
+    <w:p>
+      <w:pPr>
+        <w:rPr>
+          <w:rFonts w:ascii="Arial" w:hAnsi="Arial" w:cs="Arial"/>
+          <w:b/>
+          <w:bCs/>
+        </w:rPr>
+      </w:pPr>
+    </w:p>
+    <w:p>
+      <w:pPr>
+        <w:rPr>
+          <w:rFonts w:ascii="Arial" w:hAnsi="Arial" w:cs="Arial"/>
+          <w:b/>
+          <w:bCs/>
+        </w:rPr>
+      </w:pPr>
+    </w:p>
+    <w:p>
+      <w:pPr>
+        <w:rPr>
+          <w:rFonts w:ascii="Arial" w:hAnsi="Arial" w:cs="Arial"/>
+          <w:b/>
+          <w:bCs/>
+        </w:rPr>
+      </w:pPr>
+    </w:p>
+    <w:p>
+      <w:pPr>
+        <w:rPr>
+          <w:rFonts w:ascii="Arial" w:hAnsi="Arial" w:cs="Arial"/>
+          <w:b/>
+          <w:bCs/>
+        </w:rPr>
+      </w:pPr>
+    </w:p>
+    <w:p>
+      <w:pPr>
+        <w:rPr>
+          <w:rFonts w:ascii="Arial" w:hAnsi="Arial" w:cs="Arial"/>
+          <w:b/>
+          <w:bCs/>
+        </w:rPr>
+      </w:pPr>
+    </w:p>
+    <w:p>
+      <w:pPr>
+        <w:rPr>
+          <w:rFonts w:ascii="Arial" w:hAnsi="Arial" w:cs="Arial"/>
+          <w:b/>
+          <w:bCs/>
+        </w:rPr>
+      </w:pPr>
+    </w:p>
+    <w:p>
+      <w:pPr>
+        <w:rPr>
+          <w:rFonts w:ascii="Arial" w:hAnsi="Arial" w:cs="Arial"/>
+          <w:b/>
+          <w:bCs/>
+        </w:rPr>
+      </w:pPr>
+    </w:p>
+    <w:p>
+      <w:pPr>
+        <w:rPr>
+          <w:rFonts w:ascii="Arial" w:hAnsi="Arial" w:cs="Arial"/>
+          <w:b/>
+          <w:bCs/>
+        </w:rPr>
+      </w:pPr>
+    </w:p>
+    <w:p>
+      <w:pPr>
+        <w:rPr>
+          <w:rFonts w:ascii="Arial" w:hAnsi="Arial" w:cs="Arial"/>
+          <w:b/>
+          <w:bCs/>
+        </w:rPr>
+      </w:pPr>
+    </w:p>
+    <w:p>
+      <w:pPr>
+        <w:rPr>
+          <w:rFonts w:ascii="Arial" w:hAnsi="Arial" w:cs="Arial"/>
+          <w:b/>
+          <w:bCs/>
+        </w:rPr>
+      </w:pPr>
+    </w:p>
+    <w:p>
+      <w:pPr>
+        <w:rPr>
+          <w:rFonts w:ascii="Arial" w:hAnsi="Arial" w:cs="Arial"/>
+          <w:b/>
+          <w:bCs/>
+        </w:rPr>
+      </w:pPr>
+    </w:p>
+    <w:p>
+      <w:pPr>
+        <w:rPr>
+          <w:rFonts w:ascii="Arial" w:hAnsi="Arial" w:cs="Arial"/>
+          <w:b/>
+          <w:bCs/>
+        </w:rPr>
+      </w:pPr>
+    </w:p>
+    <w:p>
+      <w:pPr>
+        <w:rPr>
+          <w:rFonts w:ascii="Arial" w:hAnsi="Arial" w:cs="Arial"/>
+          <w:b/>
+          <w:bCs/>
+        </w:rPr>
+      </w:pPr>
+    </w:p>
+    <w:p>
+      <w:pPr>
+        <w:rPr>
+          <w:rFonts w:ascii="Arial" w:hAnsi="Arial" w:cs="Arial"/>
+          <w:b/>
+          <w:bCs/>
+        </w:rPr>
+      </w:pPr>
+    </w:p>
+    <w:p>
       <w:r>
         <w:rPr>
           <w:rFonts w:ascii="Arial" w:hAnsi="Arial" w:cs="Arial"/>
           <w:b/>
           <w:bCs/>
         </w:rPr>
-        <w:t>1.13.4 Notification and News Feedback Analytics</w:t>
+        <w:lastRenderedPageBreak/>
+        <w:t>Entity Identification Table</w:t>
+      </w:r>
+      <w:r>
+        <w:rPr>
+          <w:rFonts w:ascii="Arial" w:hAnsi="Arial" w:cs="Arial"/>
+          <w:b/>
+          <w:bCs/>
+        </w:rPr>
+        <w:t xml:space="preserve"> </w:t>
+      </w:r>
+      <w:r>
+        <w:rPr>
+          <w:rFonts w:ascii="Arial" w:hAnsi="Arial" w:cs="Arial"/>
+          <w:b/>
+          <w:bCs/>
+        </w:rPr>
+        <w:t>1.13.4</w:t>
+      </w:r>
+      <w:r>
+        <w:rPr>
+          <w:rFonts w:ascii="Arial" w:hAnsi="Arial" w:cs="Arial"/>
+          <w:b/>
+          <w:bCs/>
+        </w:rPr>
+        <w:t>—</w:t>
+      </w:r>
+      <w:r>
+        <w:rPr>
+          <w:rFonts w:ascii="Arial" w:hAnsi="Arial" w:cs="Arial"/>
+          <w:b/>
+          <w:bCs/>
+        </w:rPr>
+        <w:t>Notification and News Feedback Analytics</w:t>
       </w:r>
     </w:p>
     <w:tbl>
@@ -672,12 +936,12 @@
         <w:tblLook w:val="04A0" w:firstRow="1" w:lastRow="0" w:firstColumn="1" w:lastColumn="0" w:noHBand="0" w:noVBand="1"/>
       </w:tblPr>
       <w:tblGrid>
-        <w:gridCol w:w="1091"/>
-        <w:gridCol w:w="2790"/>
-        <w:gridCol w:w="770"/>
-        <w:gridCol w:w="978"/>
-        <w:gridCol w:w="698"/>
-        <w:gridCol w:w="3023"/>
+        <w:gridCol w:w="1086"/>
+        <w:gridCol w:w="2777"/>
+        <w:gridCol w:w="767"/>
+        <w:gridCol w:w="1015"/>
+        <w:gridCol w:w="696"/>
+        <w:gridCol w:w="3009"/>
       </w:tblGrid>
       <w:tr>
         <w:trPr>
@@ -825,14 +1089,7 @@
                 <w:sz w:val="22"/>
                 <w:szCs w:val="22"/>
               </w:rPr>
-              <w:t>n</w:t>
-            </w:r>
-            <w:r>
-              <w:rPr>
-                <w:sz w:val="22"/>
-                <w:szCs w:val="22"/>
-              </w:rPr>
-              <w:t>otificationAndNewsFeedbackAnalytics</w:t>
+              <w:t>notificationAndNewsFeedbackAnalytics</w:t>
             </w:r>
             <w:proofErr w:type="spellEnd"/>
             <w:r>
@@ -1028,6 +1285,14 @@
                 <w:szCs w:val="22"/>
               </w:rPr>
             </w:pPr>
+            <w:r>
+              <w:rPr>
+                <w:rFonts w:ascii="Arial" w:hAnsi="Arial" w:cs="Arial"/>
+                <w:sz w:val="22"/>
+                <w:szCs w:val="22"/>
+              </w:rPr>
+              <w:t>Module</w:t>
+            </w:r>
           </w:p>
         </w:tc>
         <w:tc>
@@ -1043,6 +1308,14 @@
                 <w:szCs w:val="22"/>
               </w:rPr>
             </w:pPr>
+            <w:r>
+              <w:rPr>
+                <w:rFonts w:ascii="Arial" w:hAnsi="Arial" w:cs="Arial"/>
+                <w:sz w:val="22"/>
+                <w:szCs w:val="22"/>
+              </w:rPr>
+              <w:t>Collects and analyzes job posting engagement metrics.</w:t>
+            </w:r>
           </w:p>
         </w:tc>
         <w:tc>
@@ -1058,6 +1331,14 @@
                 <w:szCs w:val="22"/>
               </w:rPr>
             </w:pPr>
+            <w:r>
+              <w:rPr>
+                <w:rFonts w:ascii="Arial" w:hAnsi="Arial" w:cs="Arial"/>
+                <w:sz w:val="22"/>
+                <w:szCs w:val="22"/>
+              </w:rPr>
+              <w:t>1.13.1–1.13.4</w:t>
+            </w:r>
           </w:p>
         </w:tc>
         <w:tc>
@@ -1154,6 +1435,14 @@
                 <w:szCs w:val="22"/>
               </w:rPr>
             </w:pPr>
+            <w:r>
+              <w:rPr>
+                <w:rFonts w:ascii="Arial" w:hAnsi="Arial" w:cs="Arial"/>
+                <w:sz w:val="22"/>
+                <w:szCs w:val="22"/>
+              </w:rPr>
+              <w:t>Module</w:t>
+            </w:r>
           </w:p>
         </w:tc>
         <w:tc>
@@ -1169,6 +1458,14 @@
                 <w:szCs w:val="22"/>
               </w:rPr>
             </w:pPr>
+            <w:r>
+              <w:rPr>
+                <w:rFonts w:ascii="Arial" w:hAnsi="Arial" w:cs="Arial"/>
+                <w:sz w:val="22"/>
+                <w:szCs w:val="22"/>
+              </w:rPr>
+              <w:t>Analyzes search activity and candidate interaction metrics.</w:t>
+            </w:r>
           </w:p>
         </w:tc>
         <w:tc>
@@ -1184,6 +1481,14 @@
                 <w:szCs w:val="22"/>
               </w:rPr>
             </w:pPr>
+            <w:r>
+              <w:rPr>
+                <w:rFonts w:ascii="Arial" w:hAnsi="Arial" w:cs="Arial"/>
+                <w:sz w:val="22"/>
+                <w:szCs w:val="22"/>
+              </w:rPr>
+              <w:t>1.13.1–1.13.4</w:t>
+            </w:r>
           </w:p>
         </w:tc>
         <w:tc>
@@ -1280,6 +1585,14 @@
                 <w:szCs w:val="22"/>
               </w:rPr>
             </w:pPr>
+            <w:r>
+              <w:rPr>
+                <w:rFonts w:ascii="Arial" w:hAnsi="Arial" w:cs="Arial"/>
+                <w:sz w:val="22"/>
+                <w:szCs w:val="22"/>
+              </w:rPr>
+              <w:t>Module</w:t>
+            </w:r>
           </w:p>
         </w:tc>
         <w:tc>
@@ -1295,6 +1608,14 @@
                 <w:szCs w:val="22"/>
               </w:rPr>
             </w:pPr>
+            <w:r>
+              <w:rPr>
+                <w:rFonts w:ascii="Arial" w:hAnsi="Arial" w:cs="Arial"/>
+                <w:sz w:val="22"/>
+                <w:szCs w:val="22"/>
+              </w:rPr>
+              <w:t>Tracks profile views, resume interactions, and engagement trends.</w:t>
+            </w:r>
           </w:p>
         </w:tc>
         <w:tc>
@@ -1310,6 +1631,14 @@
                 <w:szCs w:val="22"/>
               </w:rPr>
             </w:pPr>
+            <w:r>
+              <w:rPr>
+                <w:rFonts w:ascii="Arial" w:hAnsi="Arial" w:cs="Arial"/>
+                <w:sz w:val="22"/>
+                <w:szCs w:val="22"/>
+              </w:rPr>
+              <w:t>1.13.1–1.13.4</w:t>
+            </w:r>
           </w:p>
         </w:tc>
         <w:tc>
@@ -2006,7 +2335,6 @@
   <w:style w:type="character" w:default="1" w:styleId="DefaultParagraphFont">
     <w:name w:val="Default Paragraph Font"/>
     <w:uiPriority w:val="1"/>
-    <w:semiHidden/>
     <w:unhideWhenUsed/>
   </w:style>
   <w:style w:type="table" w:default="1" w:styleId="TableNormal">
